--- a/cf/jm/u/files/u022.docx
+++ b/cf/jm/u/files/u022.docx
@@ -20,7 +20,7 @@
     </w:p>
     <w:p>
       <w:r>
-        <w:t>請針對每個題目，把答案填在「回答：」後面（越具體越好）；填好後請放回您的部門資料夾即可，不需回信。</w:t>
+        <w:t>這份問卷是想更了解您的實際作業，好把您的 AI 助理做得更貼近需求。第一部分請把答案填在「回答：」後面（越具體越好）；第二部分只是先讓您了解，之後用的時候再一起調整，不用現在填。填好後放回您的部門資料夾即可，不需回信。</w:t>
       </w:r>
     </w:p>
     <w:p>
@@ -32,8 +32,16 @@
       </w:r>
     </w:p>
     <w:p>
+      <w:pPr>
+        <w:pStyle w:val="Heading2"/>
+      </w:pPr>
       <w:r>
-        <w:t>1. 收料單目前是紙本簽收單掃描、還是有系統匯出的電子檔？影像品質（料號、批號）清不清楚？</w:t>
+        <w:t>一、請您提供或確認的事情</w:t>
+      </w:r>
+    </w:p>
+    <w:p>
+      <w:r>
+        <w:t>1. 你每天要核對哪種收料單？它長什麼樣子（紙本掃描、還是系統印出來的）？先各給一份範例。</w:t>
       </w:r>
     </w:p>
     <w:p>
@@ -43,7 +51,7 @@
     </w:p>
     <w:p>
       <w:r>
-        <w:t>2. 「當日應收料明細」能否從 SAP 每天穩定匯出？欄位（料號、應收數量、供應商、需求日）固定嗎？</w:t>
+        <w:t>2. 核對時是拿收料單去對哪一份「正確答案」？例如料號對照表、或當天應該到的料清單，這些檔案給我。</w:t>
       </w:r>
     </w:p>
     <w:p>
@@ -53,7 +61,7 @@
     </w:p>
     <w:p>
       <w:r>
-        <w:t>3. 航太/半導體件的批號、爐號、材證是否一定隨料到？缺這些時你希望標「待補」還是直接擋收？</w:t>
+        <w:t>3. 要對哪些欄位才算對？（料號、數量、批號、供應商、單號…）哪些一定要有、缺了就要標出來？</w:t>
       </w:r>
     </w:p>
     <w:p>
@@ -63,7 +71,7 @@
     </w:p>
     <w:p>
       <w:r>
-        <w:t>4. 常見差異的處理原則是什麼——短收要補單、溢收要退、非預期收料要退回？各自的後續動作？</w:t>
+        <w:t>4. 什麼情況算「有問題」？例如數量少了、批號空白、對照表裡查不到這個料，這些都要挑出來嗎？</w:t>
       </w:r>
     </w:p>
     <w:p>
@@ -73,7 +81,7 @@
     </w:p>
     <w:p>
       <w:r>
-        <w:t>5. 料號對照表由誰維護、多久更新一次？會不會有舊料號、替代料號的情況？</w:t>
+        <w:t>5. 航太／半導體件的批號、爐號、材證，哪些料一定要齊全？缺了是先標「待補」讓人確認、還是可以放過？</w:t>
       </w:r>
     </w:p>
     <w:p>
@@ -83,12 +91,45 @@
     </w:p>
     <w:p>
       <w:r>
-        <w:t>6. 核對完的清單要交給誰、以什麼形式（貼回系統/存檔/寄檢驗員）覆核？</w:t>
+        <w:t>6. 核對完的清單要交給誰、用什麼格式？（Excel、還是貼進系統）</w:t>
       </w:r>
     </w:p>
     <w:p>
       <w:r>
         <w:t>回答：</w:t>
+      </w:r>
+    </w:p>
+    <w:p>
+      <w:pPr>
+        <w:pStyle w:val="Heading2"/>
+      </w:pPr>
+      <w:r>
+        <w:t>二、要用了之後、跟 AI 一起調整的事情（先了解即可，不用現在填）</w:t>
+      </w:r>
+    </w:p>
+    <w:p>
+      <w:r>
+        <w:t>• 剛上線先每天丟三五張真實收料單試跑，看它抓料號、數量準不準，抓錯的地方直接回饋讓它修。</w:t>
+      </w:r>
+    </w:p>
+    <w:p>
+      <w:r>
+        <w:t>• 如果它把某些差異漏掉或誤判，把正確判斷告訴它，它會依你的規則慢慢調準。</w:t>
+      </w:r>
+    </w:p>
+    <w:p>
+      <w:r>
+        <w:t>• 掃描收料單如果字太糊、抓不到，換清楚一點的檔或標「待補」，別讓它亂猜數字。</w:t>
+      </w:r>
+    </w:p>
+    <w:p>
+      <w:r>
+        <w:t>• 用一陣子後把常見的收料單版型多餵幾種給它，讓它適應你們實際的表格樣式。</w:t>
+      </w:r>
+    </w:p>
+    <w:p>
+      <w:r>
+        <w:t>• 覺得輸出的表格欄位順序或標示方式不好用，直接說要怎麼改，它會照你習慣調整。</w:t>
       </w:r>
     </w:p>
     <w:p/>
@@ -101,8 +142,16 @@
       </w:r>
     </w:p>
     <w:p>
+      <w:pPr>
+        <w:pStyle w:val="Heading2"/>
+      </w:pPr>
       <w:r>
-        <w:t>1. CMM 量測報告是固定機台輸出的 PDF 格式嗎？各項目名稱與規範項次的用語一致嗎（會不會對不上）？</w:t>
+        <w:t>一、請您提供或確認的事情</w:t>
+      </w:r>
+    </w:p>
+    <w:p>
+      <w:r>
+        <w:t>1. 你要把三次元量測（CMM，一種量尺寸的精密儀器）印出來的數據，整理成哪種檢驗紀錄表？先給我一份空白表和一份填好的範例。</w:t>
       </w:r>
     </w:p>
     <w:p>
@@ -112,7 +161,7 @@
     </w:p>
     <w:p>
       <w:r>
-        <w:t>2. 每個料號的檢驗規範（SIP/圖面公差）是否已整理成結構化表格？由誰維護、版次如何控管？</w:t>
+        <w:t>2. 量測值要拿去對哪一份標準？（每個料號的檢驗規範／圖面公差表）這份規格檔給我。</w:t>
       </w:r>
     </w:p>
     <w:p>
@@ -122,7 +171,7 @@
     </w:p>
     <w:p>
       <w:r>
-        <w:t>3. 量測項目名稱在報告與規範間常見哪些對不上的情況（例如簡寫、中英混用）？需要建對照嗎？</w:t>
+        <w:t>3. 量測報告上的項目名稱，和規格表上的項目名稱常常寫法不一樣，這中間怎麼對得起來？有沒有對照規則？</w:t>
       </w:r>
     </w:p>
     <w:p>
@@ -132,7 +181,7 @@
     </w:p>
     <w:p>
       <w:r>
-        <w:t>4. OK/NG 的最終判定權責在誰？你希望 AI 只做初步比對標示，還是也給合格與否建議？</w:t>
+        <w:t>4. 量到的值超出公差要標 NG、在範圍內標 OK，這個判定規則交給 AI 做初步標示可以嗎？最後還是人簽核對吧？</w:t>
       </w:r>
     </w:p>
     <w:p>
@@ -142,7 +191,7 @@
     </w:p>
     <w:p>
       <w:r>
-        <w:t>5. 檢驗紀錄表的正式版型欄位固定嗎？要不要含量測人員、機台、圖面版次等表頭資訊？</w:t>
+        <w:t>5. 幾何公差（像平面度、位置度這種）要怎麼判讀、怎麼標？這部分規則比較複雜，先講清楚。</w:t>
       </w:r>
     </w:p>
     <w:p>
@@ -152,12 +201,45 @@
     </w:p>
     <w:p>
       <w:r>
-        <w:t>6. 產出的檢驗紀錄表草稿存到哪個資料夾、由誰覆核後正式歸檔？</w:t>
+        <w:t>6. 整理好的檢驗紀錄表要存到哪、給誰簽核？</w:t>
       </w:r>
     </w:p>
     <w:p>
       <w:r>
         <w:t>回答：</w:t>
+      </w:r>
+    </w:p>
+    <w:p>
+      <w:pPr>
+        <w:pStyle w:val="Heading2"/>
+      </w:pPr>
+      <w:r>
+        <w:t>二、要用了之後、跟 AI 一起調整的事情（先了解即可，不用現在填）</w:t>
+      </w:r>
+    </w:p>
+    <w:p>
+      <w:r>
+        <w:t>• 上線初期先拿實際量測報告試跑，看它抓數值、對規格準不準，錯的地方當場糾正它。</w:t>
+      </w:r>
+    </w:p>
+    <w:p>
+      <w:r>
+        <w:t>• OK／NG 的判定它只是先幫你標，你覆核時發現標錯就更正，它會學你的判斷邏輯後越來越準。</w:t>
+      </w:r>
+    </w:p>
+    <w:p>
+      <w:r>
+        <w:t>• 量測報告是 PDF 或掃描檔，若某些數字看不清就標「待補」，別讓它自己填數字。</w:t>
+      </w:r>
+    </w:p>
+    <w:p>
+      <w:r>
+        <w:t>• 把不同量床、不同軟體印出來的報告版型多給幾種，讓它適應你們實際的格式。</w:t>
+      </w:r>
+    </w:p>
+    <w:p>
+      <w:r>
+        <w:t>• 覺得檢驗紀錄表的欄位或呈現方式要調整，直接說，它會照你要的版型改。</w:t>
       </w:r>
     </w:p>
     <w:p/>
